--- a/assets/Notes for presentation.docx
+++ b/assets/Notes for presentation.docx
@@ -6784,7 +6784,153 @@
     </w:p>
     <w:p>
       <w:r>
+        <w:rPr>
+          <w:b/>
+          <w:bCs/>
+        </w:rPr>
         <w:lastRenderedPageBreak/>
+        <w:t>PowerPoint</w:t>
+      </w:r>
+    </w:p>
+    <w:p>
+      <w:pPr>
+        <w:ind w:firstLine="720"/>
+        <w:rPr>
+          <w:b/>
+          <w:bCs/>
+          <w:sz w:val="28"/>
+          <w:szCs w:val="28"/>
+        </w:rPr>
+      </w:pPr>
+      <w:r>
+        <w:rPr>
+          <w:b/>
+          <w:bCs/>
+          <w:sz w:val="28"/>
+          <w:szCs w:val="28"/>
+        </w:rPr>
+        <w:t>From Process Data to Fault Diagnosis</w:t>
+      </w:r>
+    </w:p>
+    <w:p>
+      <w:pPr>
+        <w:ind w:firstLine="720"/>
+        <w:rPr>
+          <w:b/>
+          <w:bCs/>
+        </w:rPr>
+      </w:pPr>
+      <w:r>
+        <w:rPr>
+          <w:b/>
+          <w:bCs/>
+        </w:rPr>
+        <w:t>Explainable Anomaly Detection for Batch Distillation</w:t>
+      </w:r>
+    </w:p>
+    <w:p>
+      <w:r>
+        <w:rPr>
+          <w:b/>
+          <w:bCs/>
+        </w:rPr>
+        <w:t>GitHub repository</w:t>
+      </w:r>
+    </w:p>
+    <w:p>
+      <w:pPr>
+        <w:ind w:firstLine="720"/>
+      </w:pPr>
+      <w:r>
+        <w:t>batch-distillation-anomaly-detection</w:t>
+      </w:r>
+    </w:p>
+    <w:p>
+      <w:r>
+        <w:t>README title:</w:t>
+      </w:r>
+    </w:p>
+    <w:p>
+      <w:pPr>
+        <w:ind w:firstLine="720"/>
+        <w:rPr>
+          <w:b/>
+          <w:bCs/>
+          <w:sz w:val="28"/>
+          <w:szCs w:val="28"/>
+        </w:rPr>
+      </w:pPr>
+      <w:r>
+        <w:rPr>
+          <w:b/>
+          <w:bCs/>
+          <w:sz w:val="28"/>
+          <w:szCs w:val="28"/>
+        </w:rPr>
+        <w:t>From Process Data to Fault Diagnosis</w:t>
+      </w:r>
+    </w:p>
+    <w:p>
+      <w:pPr>
+        <w:ind w:firstLine="720"/>
+      </w:pPr>
+      <w:r>
+        <w:rPr>
+          <w:b/>
+          <w:bCs/>
+        </w:rPr>
+        <w:t>Explainable Anomaly Detection for Batch Distillation</w:t>
+      </w:r>
+    </w:p>
+    <w:p>
+      <w:proofErr w:type="spellStart"/>
+      <w:r>
+        <w:rPr>
+          <w:b/>
+          <w:bCs/>
+        </w:rPr>
+        <w:t>Streamlit</w:t>
+      </w:r>
+      <w:proofErr w:type="spellEnd"/>
+    </w:p>
+    <w:p>
+      <w:pPr>
+        <w:ind w:firstLine="720"/>
+        <w:rPr>
+          <w:b/>
+          <w:bCs/>
+          <w:sz w:val="28"/>
+          <w:szCs w:val="28"/>
+        </w:rPr>
+      </w:pPr>
+      <w:r>
+        <w:rPr>
+          <w:b/>
+          <w:bCs/>
+          <w:sz w:val="28"/>
+          <w:szCs w:val="28"/>
+        </w:rPr>
+        <w:t>Process Fault Diagnosis</w:t>
+      </w:r>
+    </w:p>
+    <w:p>
+      <w:pPr>
+        <w:ind w:firstLine="720"/>
+        <w:rPr>
+          <w:b/>
+          <w:bCs/>
+        </w:rPr>
+      </w:pPr>
+      <w:r>
+        <w:rPr>
+          <w:b/>
+          <w:bCs/>
+        </w:rPr>
+        <w:t>Batch Distillation Anomaly Detection</w:t>
+      </w:r>
+    </w:p>
+    <w:p>
+      <w:r>
         <w:br w:type="page"/>
       </w:r>
     </w:p>

--- a/assets/Notes for presentation.docx
+++ b/assets/Notes for presentation.docx
@@ -1584,21 +1584,12 @@
                 <w:szCs w:val="18"/>
               </w:rPr>
             </w:pPr>
-            <w:proofErr w:type="spellStart"/>
-            <w:r>
-              <w:rPr>
-                <w:sz w:val="18"/>
-                <w:szCs w:val="18"/>
-              </w:rPr>
-              <w:t>Inertisation</w:t>
-            </w:r>
-            <w:proofErr w:type="spellEnd"/>
-            <w:r>
-              <w:rPr>
-                <w:sz w:val="18"/>
-                <w:szCs w:val="18"/>
-              </w:rPr>
-              <w:t xml:space="preserve"> state; may be mostly constant but useful as process context</w:t>
+            <w:r>
+              <w:rPr>
+                <w:sz w:val="18"/>
+                <w:szCs w:val="18"/>
+              </w:rPr>
+              <w:t>Inertisation state; may be mostly constant but useful as process context</w:t>
             </w:r>
           </w:p>
         </w:tc>
@@ -3118,6 +3109,79 @@
           <w:tcPr>
             <w:tcW w:w="2082" w:type="dxa"/>
             <w:vAlign w:val="center"/>
+          </w:tcPr>
+          <w:p>
+            <w:pPr>
+              <w:rPr>
+                <w:bCs/>
+                <w:sz w:val="20"/>
+                <w:szCs w:val="20"/>
+              </w:rPr>
+            </w:pPr>
+            <w:r>
+              <w:rPr>
+                <w:b/>
+                <w:bCs/>
+              </w:rPr>
+              <w:t>Feature</w:t>
+            </w:r>
+          </w:p>
+        </w:tc>
+        <w:tc>
+          <w:tcPr>
+            <w:tcW w:w="3230" w:type="dxa"/>
+            <w:vAlign w:val="center"/>
+          </w:tcPr>
+          <w:p>
+            <w:pPr>
+              <w:jc w:val="center"/>
+              <w:rPr>
+                <w:rFonts w:ascii="Aptos" w:eastAsia="Aptos" w:hAnsi="Aptos" w:cs="Times New Roman"/>
+                <w:bCs/>
+                <w:sz w:val="20"/>
+                <w:szCs w:val="20"/>
+              </w:rPr>
+            </w:pPr>
+            <w:r>
+              <w:rPr>
+                <w:b/>
+                <w:bCs/>
+              </w:rPr>
+              <w:t>Formula</w:t>
+            </w:r>
+          </w:p>
+        </w:tc>
+        <w:tc>
+          <w:tcPr>
+            <w:tcW w:w="4066" w:type="dxa"/>
+            <w:vAlign w:val="center"/>
+          </w:tcPr>
+          <w:p>
+            <w:pPr>
+              <w:rPr>
+                <w:bCs/>
+                <w:sz w:val="18"/>
+                <w:szCs w:val="18"/>
+              </w:rPr>
+            </w:pPr>
+            <w:r>
+              <w:rPr>
+                <w:b/>
+                <w:bCs/>
+              </w:rPr>
+              <w:t>Description / use in analysis</w:t>
+            </w:r>
+          </w:p>
+        </w:tc>
+      </w:tr>
+      <w:tr>
+        <w:trPr>
+          <w:tblCellSpacing w:w="15" w:type="dxa"/>
+        </w:trPr>
+        <w:tc>
+          <w:tcPr>
+            <w:tcW w:w="2082" w:type="dxa"/>
+            <w:vAlign w:val="center"/>
             <w:hideMark/>
           </w:tcPr>
           <w:p>
@@ -4290,6 +4354,79 @@
           <w:tcPr>
             <w:tcW w:w="2082" w:type="dxa"/>
             <w:vAlign w:val="center"/>
+          </w:tcPr>
+          <w:p>
+            <w:pPr>
+              <w:spacing w:after="0"/>
+              <w:rPr>
+                <w:bCs/>
+                <w:sz w:val="20"/>
+                <w:szCs w:val="20"/>
+              </w:rPr>
+            </w:pPr>
+            <w:r>
+              <w:rPr>
+                <w:b/>
+                <w:bCs/>
+              </w:rPr>
+              <w:t>Feature</w:t>
+            </w:r>
+          </w:p>
+        </w:tc>
+        <w:tc>
+          <w:tcPr>
+            <w:tcW w:w="3230" w:type="dxa"/>
+            <w:vAlign w:val="center"/>
+          </w:tcPr>
+          <w:p>
+            <w:pPr>
+              <w:jc w:val="center"/>
+              <w:rPr>
+                <w:bCs/>
+                <w:sz w:val="20"/>
+                <w:szCs w:val="20"/>
+              </w:rPr>
+            </w:pPr>
+            <w:r>
+              <w:rPr>
+                <w:b/>
+                <w:bCs/>
+              </w:rPr>
+              <w:t>Formula</w:t>
+            </w:r>
+          </w:p>
+        </w:tc>
+        <w:tc>
+          <w:tcPr>
+            <w:tcW w:w="4066" w:type="dxa"/>
+            <w:vAlign w:val="center"/>
+          </w:tcPr>
+          <w:p>
+            <w:pPr>
+              <w:rPr>
+                <w:bCs/>
+                <w:sz w:val="18"/>
+                <w:szCs w:val="18"/>
+              </w:rPr>
+            </w:pPr>
+            <w:r>
+              <w:rPr>
+                <w:b/>
+                <w:bCs/>
+              </w:rPr>
+              <w:t>Description / use in analysis</w:t>
+            </w:r>
+          </w:p>
+        </w:tc>
+      </w:tr>
+      <w:tr>
+        <w:trPr>
+          <w:tblCellSpacing w:w="15" w:type="dxa"/>
+        </w:trPr>
+        <w:tc>
+          <w:tcPr>
+            <w:tcW w:w="2082" w:type="dxa"/>
+            <w:vAlign w:val="center"/>
             <w:hideMark/>
           </w:tcPr>
           <w:p>
@@ -4436,7 +4573,6 @@
                 <w:szCs w:val="20"/>
               </w:rPr>
             </w:pPr>
-            <w:proofErr w:type="spellStart"/>
             <w:r>
               <w:rPr>
                 <w:bCs/>
@@ -4445,7 +4581,6 @@
               </w:rPr>
               <w:t>dominant_power</w:t>
             </w:r>
-            <w:proofErr w:type="spellEnd"/>
           </w:p>
           <w:p>
             <w:pPr>
@@ -4673,7 +4808,6 @@
                 <w:szCs w:val="20"/>
               </w:rPr>
             </w:pPr>
-            <w:proofErr w:type="spellStart"/>
             <w:r>
               <w:rPr>
                 <w:bCs/>
@@ -4682,7 +4816,6 @@
               </w:rPr>
               <w:t>spectral_entropy</w:t>
             </w:r>
-            <w:proofErr w:type="spellEnd"/>
           </w:p>
           <w:p>
             <w:pPr>
@@ -5397,7 +5530,6 @@
                 <w:sz w:val="20"/>
                 <w:szCs w:val="20"/>
               </w:rPr>
-              <w:lastRenderedPageBreak/>
               <w:t>Set</w:t>
             </w:r>
           </w:p>
@@ -5445,27 +5577,7 @@
                 <w:sz w:val="20"/>
                 <w:szCs w:val="20"/>
               </w:rPr>
-              <w:t xml:space="preserve">(batch, </w:t>
-            </w:r>
-            <w:proofErr w:type="spellStart"/>
-            <w:r>
-              <w:rPr>
-                <w:b/>
-                <w:bCs/>
-                <w:sz w:val="20"/>
-                <w:szCs w:val="20"/>
-              </w:rPr>
-              <w:t>operating_point</w:t>
-            </w:r>
-            <w:proofErr w:type="spellEnd"/>
-            <w:r>
-              <w:rPr>
-                <w:b/>
-                <w:bCs/>
-                <w:sz w:val="20"/>
-                <w:szCs w:val="20"/>
-              </w:rPr>
-              <w:t>)</w:t>
+              <w:t>(batch, operating_point)</w:t>
             </w:r>
           </w:p>
         </w:tc>
@@ -6883,7 +6995,6 @@
       </w:r>
     </w:p>
     <w:p>
-      <w:proofErr w:type="spellStart"/>
       <w:r>
         <w:rPr>
           <w:b/>
@@ -6891,7 +7002,6 @@
         </w:rPr>
         <w:t>Streamlit</w:t>
       </w:r>
-      <w:proofErr w:type="spellEnd"/>
     </w:p>
     <w:p>
       <w:pPr>
@@ -9158,6 +9268,7 @@
   <w:style w:type="character" w:default="1" w:styleId="DefaultParagraphFont">
     <w:name w:val="Default Paragraph Font"/>
     <w:uiPriority w:val="1"/>
+    <w:semiHidden/>
     <w:unhideWhenUsed/>
   </w:style>
   <w:style w:type="table" w:default="1" w:styleId="TableNormal">
